--- a/facilitator-guide-leading-psych-safety.docx
+++ b/facilitator-guide-leading-psych-safety.docx
@@ -235,7 +235,7 @@
         </w:numPr>
       </w:pPr>
       <w:r>
-        <w:t xml:space="preserve">Print the poster at A3 and keep it where you work, or share it on screen</w:t>
+        <w:t xml:space="preserve">Print the poster at A3 or 11×17 and keep it where you work, or share it on screen</w:t>
       </w:r>
     </w:p>
     <w:p>
